--- a/generated/es/docx/frontend.docx
+++ b/generated/es/docx/frontend.docx
@@ -30,6 +30,30 @@
     </w:p>
     <w:p>
       <w:pPr>
+        <w:spacing w:after="80"/>
+      </w:pPr>
+      <w:r>
+        <w:rPr>
+          <w:i w:val="false"/>
+          <w:iCs w:val="false"/>
+        </w:rPr>
+        <w:t xml:space="preserve">Medellín, Colombia + Remote</w:t>
+      </w:r>
+    </w:p>
+    <w:p>
+      <w:pPr>
+        <w:spacing w:after="80"/>
+      </w:pPr>
+      <w:r>
+        <w:rPr>
+          <w:i w:val="false"/>
+          <w:iCs w:val="false"/>
+        </w:rPr>
+        <w:t xml:space="preserve">santiago@orozcoh.com · https://linkedin.com/in/orozcoh/ · https://github.com/orozcoh</w:t>
+      </w:r>
+    </w:p>
+    <w:p>
+      <w:pPr>
         <w:spacing w:after="200"/>
       </w:pPr>
       <w:r>
@@ -37,7 +61,7 @@
           <w:i w:val="false"/>
           <w:iCs w:val="false"/>
         </w:rPr>
-        <w:t xml:space="preserve">Medellín, Colombia + Remote · santiago@orozcoh.com · https://www.linkedin.com/in/orozcoh/ · https://github.com/orozcoh · https://santiago.orozcoh.com · https://cv.orozcoh.com</w:t>
+        <w:t xml:space="preserve">https://santiago.orozcoh.com · https://cv.orozcoh.com</w:t>
       </w:r>
     </w:p>
     <w:p>
@@ -58,7 +82,7 @@
           <w:i w:val="false"/>
           <w:iCs w:val="false"/>
         </w:rPr>
-        <w:t xml:space="preserve">Ingeniero frontend especializado en React, rendimiento de renderizado y sistemas de diseño. Entrego interfaces accesibles y rápidas junto con las herramientas que las mantienen consistentes entre equipos.</w:t>
+        <w:t xml:space="preserve">Ingeniero Frontend con formación en Ingeniería Electrónica y experiencia diseñando y desarrollando aplicaciones web modernas utilizando React, TypeScript y tecnologías de Aplicaciones Web Progresivas. Apasionado por crear experiencias de usuario intuitivas participando en todo el ciclo de vida del producto, desde la arquitectura y el desarrollo hasta el despliegue y mantenimiento.</w:t>
       </w:r>
     </w:p>
     <w:p>
@@ -179,7 +203,7 @@
         <w:spacing w:after="80" w:before="240"/>
       </w:pPr>
       <w:r>
-        <w:t xml:space="preserve">career-os</w:t>
+        <w:t xml:space="preserve">Anthology</w:t>
       </w:r>
     </w:p>
     <w:p>
@@ -191,56 +215,43 @@
           <w:i/>
           <w:iCs/>
         </w:rPr>
-        <w:t xml:space="preserve">Infraestructura de currículum como software</w:t>
-      </w:r>
-    </w:p>
-    <w:p>
-      <w:pPr>
-        <w:spacing w:after="80"/>
-      </w:pPr>
-      <w:r>
-        <w:rPr>
-          <w:i w:val="false"/>
-          <w:iCs w:val="false"/>
-        </w:rPr>
-        <w:t xml:space="preserve">Fuente única de verdad para la identidad profesional. Datos YAML estructurados se compilan en currículums compatibles con ATS en PDF, HTML, DOCX y Markdown más un sitio web estático.</w:t>
-      </w:r>
-    </w:p>
-    <w:p>
-      <w:pPr>
-        <w:pStyle w:val="ListParagraph"/>
-        <w:numPr>
-          <w:ilvl w:val="0"/>
-          <w:numId w:val="1"/>
-        </w:numPr>
-        <w:spacing w:after="40"/>
-      </w:pPr>
-      <w:r>
-        <w:t xml:space="preserve">Pipeline de impresión con Chromium headless produce PDFs legibles por máquina y compatibles con ATS desde el mismo HTML que sirve el sitio.</w:t>
-      </w:r>
-    </w:p>
-    <w:p>
-      <w:pPr>
-        <w:spacing w:after="80"/>
-      </w:pPr>
-      <w:r>
-        <w:rPr>
-          <w:i w:val="false"/>
-          <w:iCs w:val="false"/>
-        </w:rPr>
-        <w:t xml:space="preserve">Tecnologías: Astro, TypeScript, Tailwind CSS, Zod, Playwright, pnpm</w:t>
-      </w:r>
-    </w:p>
-    <w:p>
-      <w:pPr>
-        <w:spacing w:after="80"/>
-      </w:pPr>
-      <w:r>
-        <w:rPr>
-          <w:i w:val="false"/>
-          <w:iCs w:val="false"/>
-        </w:rPr>
-        <w:t xml:space="preserve">Enlaces: Código fuente (https://github.com/orozcoh/career-os)</w:t>
+        <w:t xml:space="preserve">Plataforma local-first para gestión de conocimiento</w:t>
+      </w:r>
+    </w:p>
+    <w:p>
+      <w:pPr>
+        <w:spacing w:after="80"/>
+      </w:pPr>
+      <w:r>
+        <w:rPr>
+          <w:i w:val="false"/>
+          <w:iCs w:val="false"/>
+        </w:rPr>
+        <w:t xml:space="preserve">Aplicación Web Progresiva para capturar, organizar y compartir conocimiento personal. Construida bajo principios local-first, con publicación opcional en blockchain y compartición mediante códigos QR, permitiendo a los usuarios mantener el control de sus datos y publicar contenido de forma selectiva.</w:t>
+      </w:r>
+    </w:p>
+    <w:p>
+      <w:pPr>
+        <w:spacing w:after="80"/>
+      </w:pPr>
+      <w:r>
+        <w:rPr>
+          <w:i w:val="false"/>
+          <w:iCs w:val="false"/>
+        </w:rPr>
+        <w:t xml:space="preserve">Tecnologías: React, TypeScript, Progressive Web App, Cloudflare Workers, Blockchain</w:t>
+      </w:r>
+    </w:p>
+    <w:p>
+      <w:pPr>
+        <w:spacing w:after="80"/>
+      </w:pPr>
+      <w:r>
+        <w:rPr>
+          <w:i w:val="false"/>
+          <w:iCs w:val="false"/>
+        </w:rPr>
+        <w:t xml:space="preserve">Enlaces: Sitio web (https://memory.inbytes.xyz)</w:t>
       </w:r>
     </w:p>
     <w:p>
@@ -249,7 +260,7 @@
         <w:spacing w:after="80" w:before="240"/>
       </w:pPr>
       <w:r>
-        <w:t xml:space="preserve">Shader Sketches</w:t>
+        <w:t xml:space="preserve">Prompter</w:t>
       </w:r>
     </w:p>
     <w:p>
@@ -261,43 +272,43 @@
           <w:i/>
           <w:iCs/>
         </w:rPr>
-        <w:t xml:space="preserve">Arte generativo en el navegador</w:t>
-      </w:r>
-    </w:p>
-    <w:p>
-      <w:pPr>
-        <w:spacing w:after="80"/>
-      </w:pPr>
-      <w:r>
-        <w:rPr>
-          <w:i w:val="false"/>
-          <w:iCs w:val="false"/>
-        </w:rPr>
-        <w:t xml:space="preserve">Una colección de sketches GLSL interactivos que exploran campos de ruido, sistemas de partículas y visuales audio-reactivos, empaquetados como componentes web integrables.</w:t>
-      </w:r>
-    </w:p>
-    <w:p>
-      <w:pPr>
-        <w:spacing w:after="80"/>
-      </w:pPr>
-      <w:r>
-        <w:rPr>
-          <w:i w:val="false"/>
-          <w:iCs w:val="false"/>
-        </w:rPr>
-        <w:t xml:space="preserve">Tecnologías: WebGL, GLSL, TypeScript, Vite</w:t>
-      </w:r>
-    </w:p>
-    <w:p>
-      <w:pPr>
-        <w:spacing w:after="80"/>
-      </w:pPr>
-      <w:r>
-        <w:rPr>
-          <w:i w:val="false"/>
-          <w:iCs w:val="false"/>
-        </w:rPr>
-        <w:t xml:space="preserve">Enlaces: En vivo (https://example.com/shaders) · Código fuente (https://github.com/example/shader-sketches)</w:t>
+        <w:t xml:space="preserve">Generación de imágenes con IA y micropagos en criptomonedas</w:t>
+      </w:r>
+    </w:p>
+    <w:p>
+      <w:pPr>
+        <w:spacing w:after="80"/>
+      </w:pPr>
+      <w:r>
+        <w:rPr>
+          <w:i w:val="false"/>
+          <w:iCs w:val="false"/>
+        </w:rPr>
+        <w:t xml:space="preserve">Plataforma de generación de imágenes con IA que transforma imágenes de los usuarios mediante prompts seleccionados y acepta pagos en USDC usando el protocolo x402. Diseñada sin cuentas de usuario ni procesamiento tradicional de pagos, priorizando simplicidad y privacidad.</w:t>
+      </w:r>
+    </w:p>
+    <w:p>
+      <w:pPr>
+        <w:spacing w:after="80"/>
+      </w:pPr>
+      <w:r>
+        <w:rPr>
+          <w:i w:val="false"/>
+          <w:iCs w:val="false"/>
+        </w:rPr>
+        <w:t xml:space="preserve">Tecnologías: React, TypeScript, Cloudflare Workers, Cloudflare KV, Generative AI, x402</w:t>
+      </w:r>
+    </w:p>
+    <w:p>
+      <w:pPr>
+        <w:spacing w:after="80"/>
+      </w:pPr>
+      <w:r>
+        <w:rPr>
+          <w:i w:val="false"/>
+          <w:iCs w:val="false"/>
+        </w:rPr>
+        <w:t xml:space="preserve">Enlaces: Sitio web (https://ai.digitalerror.xyz) · Código fuente (https://github.com/orozcoh/prompter)</w:t>
       </w:r>
     </w:p>
     <w:p>
@@ -319,59 +330,20 @@
         <w:spacing w:after="40"/>
       </w:pPr>
       <w:r>
-        <w:t xml:space="preserve">Lenguajes: TypeScript, JavaScript</w:t>
-      </w:r>
-    </w:p>
-    <w:p>
-      <w:pPr>
-        <w:pStyle w:val="ListParagraph"/>
-        <w:numPr>
-          <w:ilvl w:val="0"/>
-          <w:numId w:val="1"/>
-        </w:numPr>
-        <w:spacing w:after="40"/>
-      </w:pPr>
-      <w:r>
-        <w:t xml:space="preserve">Frontend: React, Astro, Tailwind CSS, Accesibilidad (WCAG)</w:t>
-      </w:r>
-    </w:p>
-    <w:p>
-      <w:pPr>
-        <w:pStyle w:val="ListParagraph"/>
-        <w:numPr>
-          <w:ilvl w:val="0"/>
-          <w:numId w:val="1"/>
-        </w:numPr>
-        <w:spacing w:after="40"/>
-      </w:pPr>
-      <w:r>
-        <w:t xml:space="preserve">Backend e Infraestructura: Node.js, Cloudflare Workers</w:t>
-      </w:r>
-    </w:p>
-    <w:p>
-      <w:pPr>
-        <w:pStyle w:val="ListParagraph"/>
-        <w:numPr>
-          <w:ilvl w:val="0"/>
-          <w:numId w:val="1"/>
-        </w:numPr>
-        <w:spacing w:after="40"/>
-      </w:pPr>
-      <w:r>
-        <w:t xml:space="preserve">Tecnología Creativa: Canvas 2D</w:t>
-      </w:r>
-    </w:p>
-    <w:p>
-      <w:pPr>
-        <w:pStyle w:val="ListParagraph"/>
-        <w:numPr>
-          <w:ilvl w:val="0"/>
-          <w:numId w:val="1"/>
-        </w:numPr>
-        <w:spacing w:after="40"/>
-      </w:pPr>
-      <w:r>
-        <w:t xml:space="preserve">Prácticas: Testing (unitario, de contrato, e2e), Escritura técnica y RFCs</w:t>
+        <w:t xml:space="preserve">Lenguajes de Programación: TypeScript, JavaScript</w:t>
+      </w:r>
+    </w:p>
+    <w:p>
+      <w:pPr>
+        <w:pStyle w:val="ListParagraph"/>
+        <w:numPr>
+          <w:ilvl w:val="0"/>
+          <w:numId w:val="1"/>
+        </w:numPr>
+        <w:spacing w:after="40"/>
+      </w:pPr>
+      <w:r>
+        <w:t xml:space="preserve">Desarrollo Frontend: React, Aplicaciones Web Progresivas (PWA), HTML5, CSS3, Tailwind CSS</w:t>
       </w:r>
     </w:p>
     <w:p>
@@ -475,7 +447,7 @@
         <w:spacing w:after="40"/>
       </w:pPr>
       <w:r>
-        <w:t xml:space="preserve">Inglés — Fluido</w:t>
+        <w:t xml:space="preserve">Inglés — Fluido - B2</w:t>
       </w:r>
     </w:p>
     <w:sectPr>

--- a/generated/es/docx/frontend.docx
+++ b/generated/es/docx/frontend.docx
@@ -82,7 +82,7 @@
           <w:i w:val="false"/>
           <w:iCs w:val="false"/>
         </w:rPr>
-        <w:t xml:space="preserve">Ingeniero Frontend con formación en Ingeniería Electrónica y experiencia diseñando y desarrollando aplicaciones web modernas utilizando React, TypeScript y tecnologías de Aplicaciones Web Progresivas. Apasionado por crear experiencias de usuario intuitivas participando en todo el ciclo de vida del producto, desde la arquitectura y el desarrollo hasta el despliegue y mantenimiento.</w:t>
+        <w:t xml:space="preserve">Ingeniero Frontend con formación en Ingeniería Electrónica, desarrollando aplicaciones web modernas con React, TypeScript y tecnologías de Aplicaciones Web Progresivas. Apasionado por crear experiencias de usuario intuitivas a lo largo de todo el ciclo de vida del producto, desde la arquitectura hasta el despliegue.</w:t>
       </w:r>
     </w:p>
     <w:p>
@@ -100,7 +100,7 @@
         <w:spacing w:after="80" w:before="240"/>
       </w:pPr>
       <w:r>
-        <w:t xml:space="preserve">Ingeniero de Software Independiente — Self-employed</w:t>
+        <w:t xml:space="preserve">Ingeniero de Software Independiente</w:t>
       </w:r>
     </w:p>
     <w:p>
@@ -112,20 +112,46 @@
           <w:i/>
           <w:iCs/>
         </w:rPr>
-        <w:t xml:space="preserve">Jun 2023 – Presente · Remote · Independiente</w:t>
-      </w:r>
-    </w:p>
-    <w:p>
-      <w:pPr>
-        <w:pStyle w:val="ListParagraph"/>
-        <w:numPr>
-          <w:ilvl w:val="0"/>
-          <w:numId w:val="1"/>
-        </w:numPr>
-        <w:spacing w:after="40"/>
-      </w:pPr>
-      <w:r>
-        <w:t xml:space="preserve">Construí Aplicaciones Web Progresivas (PWAs) con enfoque en experiencias mobile-first, principios local-first y arquitectura de software mantenible.</w:t>
+        <w:t xml:space="preserve">Jun 2023 – Presente · Remote</w:t>
+      </w:r>
+    </w:p>
+    <w:p>
+      <w:pPr>
+        <w:pStyle w:val="ListParagraph"/>
+        <w:numPr>
+          <w:ilvl w:val="0"/>
+          <w:numId w:val="1"/>
+        </w:numPr>
+        <w:spacing w:after="40"/>
+      </w:pPr>
+      <w:r>
+        <w:t xml:space="preserve">Diseñé, desarrollé y desplegué aplicaciones web listas para producción desde el concepto hasta el despliegue.</w:t>
+      </w:r>
+    </w:p>
+    <w:p>
+      <w:pPr>
+        <w:pStyle w:val="ListParagraph"/>
+        <w:numPr>
+          <w:ilvl w:val="0"/>
+          <w:numId w:val="1"/>
+        </w:numPr>
+        <w:spacing w:after="40"/>
+      </w:pPr>
+      <w:r>
+        <w:t xml:space="preserve">Desarrollé aplicaciones cloud-native utilizando React, TypeScript, tecnologías de Aplicaciones Web Progresivas y la plataforma de borde de Cloudflare.</w:t>
+      </w:r>
+    </w:p>
+    <w:p>
+      <w:pPr>
+        <w:pStyle w:val="ListParagraph"/>
+        <w:numPr>
+          <w:ilvl w:val="0"/>
+          <w:numId w:val="1"/>
+        </w:numPr>
+        <w:spacing w:after="40"/>
+      </w:pPr>
+      <w:r>
+        <w:t xml:space="preserve">Diseñé Aplicaciones Web Progresivas centradas en el usuario con principios mobile-first y local-first.</w:t>
       </w:r>
     </w:p>
     <w:p>
@@ -146,7 +172,7 @@
           <w:i/>
           <w:iCs/>
         </w:rPr>
-        <w:t xml:space="preserve">Oct 2022 – May 2023 · Medellín, Colombia · Pasantía</w:t>
+        <w:t xml:space="preserve">Oct 2022 – May 2023 · Remote · Pasantía</w:t>
       </w:r>
     </w:p>
     <w:p>
@@ -227,7 +253,28 @@
           <w:i w:val="false"/>
           <w:iCs w:val="false"/>
         </w:rPr>
-        <w:t xml:space="preserve">Aplicación Web Progresiva para capturar, organizar y compartir conocimiento personal. Construida bajo principios local-first, con publicación opcional en blockchain y compartición mediante códigos QR, permitiendo a los usuarios mantener el control de sus datos y publicar contenido de forma selectiva.</w:t>
+        <w:t xml:space="preserve">React · TypeScript · Cloudflare Workers</w:t>
+      </w:r>
+    </w:p>
+    <w:p>
+      <w:pPr>
+        <w:pStyle w:val="Heading2"/>
+        <w:spacing w:after="80" w:before="240"/>
+      </w:pPr>
+      <w:r>
+        <w:t xml:space="preserve">Prompter</w:t>
+      </w:r>
+    </w:p>
+    <w:p>
+      <w:pPr>
+        <w:spacing w:after="80"/>
+      </w:pPr>
+      <w:r>
+        <w:rPr>
+          <w:i/>
+          <w:iCs/>
+        </w:rPr>
+        <w:t xml:space="preserve">Generación de imágenes con IA y micropagos en criptomonedas</w:t>
       </w:r>
     </w:p>
     <w:p>
@@ -239,19 +286,51 @@
           <w:i w:val="false"/>
           <w:iCs w:val="false"/>
         </w:rPr>
-        <w:t xml:space="preserve">Tecnologías: React, TypeScript, Progressive Web App, Cloudflare Workers, Blockchain</w:t>
-      </w:r>
-    </w:p>
-    <w:p>
-      <w:pPr>
-        <w:spacing w:after="80"/>
-      </w:pPr>
-      <w:r>
-        <w:rPr>
-          <w:i w:val="false"/>
-          <w:iCs w:val="false"/>
-        </w:rPr>
-        <w:t xml:space="preserve">Enlaces: Sitio web (https://memory.inbytes.xyz)</w:t>
+        <w:t xml:space="preserve">React · TypeScript · Cloudflare Workers</w:t>
+      </w:r>
+    </w:p>
+    <w:p>
+      <w:pPr>
+        <w:pStyle w:val="Heading1"/>
+        <w:spacing w:after="80" w:before="240"/>
+      </w:pPr>
+      <w:r>
+        <w:t xml:space="preserve">Habilidades Técnicas</w:t>
+      </w:r>
+    </w:p>
+    <w:p>
+      <w:pPr>
+        <w:pStyle w:val="ListParagraph"/>
+        <w:numPr>
+          <w:ilvl w:val="0"/>
+          <w:numId w:val="1"/>
+        </w:numPr>
+        <w:spacing w:after="40"/>
+      </w:pPr>
+      <w:r>
+        <w:t xml:space="preserve">Lenguajes de Programación: TypeScript, JavaScript</w:t>
+      </w:r>
+    </w:p>
+    <w:p>
+      <w:pPr>
+        <w:pStyle w:val="ListParagraph"/>
+        <w:numPr>
+          <w:ilvl w:val="0"/>
+          <w:numId w:val="1"/>
+        </w:numPr>
+        <w:spacing w:after="40"/>
+      </w:pPr>
+      <w:r>
+        <w:t xml:space="preserve">Desarrollo Frontend: React, Aplicaciones Web Progresivas (PWA), HTML5, CSS3, Tailwind CSS</w:t>
+      </w:r>
+    </w:p>
+    <w:p>
+      <w:pPr>
+        <w:pStyle w:val="Heading1"/>
+        <w:spacing w:after="80" w:before="240"/>
+      </w:pPr>
+      <w:r>
+        <w:t xml:space="preserve">Educación</w:t>
       </w:r>
     </w:p>
     <w:p>
@@ -260,7 +339,7 @@
         <w:spacing w:after="80" w:before="240"/>
       </w:pPr>
       <w:r>
-        <w:t xml:space="preserve">Prompter</w:t>
+        <w:t xml:space="preserve">Pregrado Ingeniería Electrónica — Universidad de Antioquia</w:t>
       </w:r>
     </w:p>
     <w:p>
@@ -272,147 +351,7 @@
           <w:i/>
           <w:iCs/>
         </w:rPr>
-        <w:t xml:space="preserve">Generación de imágenes con IA y micropagos en criptomonedas</w:t>
-      </w:r>
-    </w:p>
-    <w:p>
-      <w:pPr>
-        <w:spacing w:after="80"/>
-      </w:pPr>
-      <w:r>
-        <w:rPr>
-          <w:i w:val="false"/>
-          <w:iCs w:val="false"/>
-        </w:rPr>
-        <w:t xml:space="preserve">Plataforma de generación de imágenes con IA que transforma imágenes de los usuarios mediante prompts seleccionados y acepta pagos en USDC usando el protocolo x402. Diseñada sin cuentas de usuario ni procesamiento tradicional de pagos, priorizando simplicidad y privacidad.</w:t>
-      </w:r>
-    </w:p>
-    <w:p>
-      <w:pPr>
-        <w:spacing w:after="80"/>
-      </w:pPr>
-      <w:r>
-        <w:rPr>
-          <w:i w:val="false"/>
-          <w:iCs w:val="false"/>
-        </w:rPr>
-        <w:t xml:space="preserve">Tecnologías: React, TypeScript, Cloudflare Workers, Cloudflare KV, Generative AI, x402</w:t>
-      </w:r>
-    </w:p>
-    <w:p>
-      <w:pPr>
-        <w:spacing w:after="80"/>
-      </w:pPr>
-      <w:r>
-        <w:rPr>
-          <w:i w:val="false"/>
-          <w:iCs w:val="false"/>
-        </w:rPr>
-        <w:t xml:space="preserve">Enlaces: Sitio web (https://ai.digitalerror.xyz) · Código fuente (https://github.com/orozcoh/prompter)</w:t>
-      </w:r>
-    </w:p>
-    <w:p>
-      <w:pPr>
-        <w:pStyle w:val="Heading1"/>
-        <w:spacing w:after="80" w:before="240"/>
-      </w:pPr>
-      <w:r>
-        <w:t xml:space="preserve">Habilidades Técnicas</w:t>
-      </w:r>
-    </w:p>
-    <w:p>
-      <w:pPr>
-        <w:pStyle w:val="ListParagraph"/>
-        <w:numPr>
-          <w:ilvl w:val="0"/>
-          <w:numId w:val="1"/>
-        </w:numPr>
-        <w:spacing w:after="40"/>
-      </w:pPr>
-      <w:r>
-        <w:t xml:space="preserve">Lenguajes de Programación: TypeScript, JavaScript</w:t>
-      </w:r>
-    </w:p>
-    <w:p>
-      <w:pPr>
-        <w:pStyle w:val="ListParagraph"/>
-        <w:numPr>
-          <w:ilvl w:val="0"/>
-          <w:numId w:val="1"/>
-        </w:numPr>
-        <w:spacing w:after="40"/>
-      </w:pPr>
-      <w:r>
-        <w:t xml:space="preserve">Desarrollo Frontend: React, Aplicaciones Web Progresivas (PWA), HTML5, CSS3, Tailwind CSS</w:t>
-      </w:r>
-    </w:p>
-    <w:p>
-      <w:pPr>
-        <w:pStyle w:val="Heading1"/>
-        <w:spacing w:after="80" w:before="240"/>
-      </w:pPr>
-      <w:r>
-        <w:t xml:space="preserve">Educación</w:t>
-      </w:r>
-    </w:p>
-    <w:p>
-      <w:pPr>
-        <w:pStyle w:val="Heading2"/>
-        <w:spacing w:after="80" w:before="240"/>
-      </w:pPr>
-      <w:r>
-        <w:t xml:space="preserve">Pregrado Ingeniería Electrónica — Universidad de Antioquia</w:t>
-      </w:r>
-    </w:p>
-    <w:p>
-      <w:pPr>
-        <w:spacing w:after="80"/>
-      </w:pPr>
-      <w:r>
-        <w:rPr>
-          <w:i/>
-          <w:iCs/>
-        </w:rPr>
         <w:t xml:space="preserve">Ago 2014 – Jun 2023 · Medellín, Colombia</w:t>
-      </w:r>
-    </w:p>
-    <w:p>
-      <w:pPr>
-        <w:pStyle w:val="ListParagraph"/>
-        <w:numPr>
-          <w:ilvl w:val="0"/>
-          <w:numId w:val="1"/>
-        </w:numPr>
-        <w:spacing w:after="40"/>
-      </w:pPr>
-      <w:r>
-        <w:t xml:space="preserve">Desarrollé una base sólida en ingeniería de software, sistemas embebidos, electrónica, matemáticas y arquitectura de computadores.</w:t>
-      </w:r>
-    </w:p>
-    <w:p>
-      <w:pPr>
-        <w:pStyle w:val="ListParagraph"/>
-        <w:numPr>
-          <w:ilvl w:val="0"/>
-          <w:numId w:val="1"/>
-        </w:numPr>
-        <w:spacing w:after="40"/>
-      </w:pPr>
-      <w:r>
-        <w:t xml:space="preserve">Completé una pasantía de ingeniería enfocada en desarrollo web moderno, migración a TypeScript y librerías de componentes reutilizables.</w:t>
-      </w:r>
-    </w:p>
-    <w:p>
-      <w:pPr>
-        <w:pStyle w:val="ListParagraph"/>
-        <w:numPr>
-          <w:ilvl w:val="0"/>
-          <w:numId w:val="1"/>
-        </w:numPr>
-        <w:spacing w:after="40"/>
-      </w:pPr>
-      <w:r>
-        <w:t xml:space="preserve">Transicioné mis intereses académicos hacia la ingeniería de software a través del desarrollo independiente de productos y tecnologías web modernas.</w:t>
       </w:r>
     </w:p>
     <w:p>

--- a/generated/es/docx/frontend.docx
+++ b/generated/es/docx/frontend.docx
@@ -258,6 +258,18 @@
     </w:p>
     <w:p>
       <w:pPr>
+        <w:spacing w:after="80"/>
+      </w:pPr>
+      <w:r>
+        <w:rPr>
+          <w:i w:val="false"/>
+          <w:iCs w:val="false"/>
+        </w:rPr>
+        <w:t xml:space="preserve">Enlaces: Sitio web (https://memory.inbytes.xyz)</w:t>
+      </w:r>
+    </w:p>
+    <w:p>
+      <w:pPr>
         <w:pStyle w:val="Heading2"/>
         <w:spacing w:after="80" w:before="240"/>
       </w:pPr>
@@ -287,6 +299,18 @@
           <w:iCs w:val="false"/>
         </w:rPr>
         <w:t xml:space="preserve">React · TypeScript · Cloudflare Workers</w:t>
+      </w:r>
+    </w:p>
+    <w:p>
+      <w:pPr>
+        <w:spacing w:after="80"/>
+      </w:pPr>
+      <w:r>
+        <w:rPr>
+          <w:i w:val="false"/>
+          <w:iCs w:val="false"/>
+        </w:rPr>
+        <w:t xml:space="preserve">Enlaces: Sitio web (https://ai.digitalerror.xyz) · Código fuente (https://github.com/orozcoh/prompter)</w:t>
       </w:r>
     </w:p>
     <w:p>
